--- a/Assets/Docs/RayNeo_X3_Pro_XR_Score_Viewer_Controls.docx
+++ b/Assets/Docs/RayNeo_X3_Pro_XR_Score_Viewer_Controls.docx
@@ -1,13 +1,13 @@
 
 <file path=word/document.xml><?xml version="1.0" encoding="utf-8"?>
-<w:document xmlns:w="http://schemas.openxmlformats.org/wordprocessingml/2006/main">
+<w:document xmlns:wpc="http://schemas.microsoft.com/office/word/2010/wordprocessingCanvas" xmlns:cx="http://schemas.microsoft.com/office/drawing/2014/chartex" xmlns:cx1="http://schemas.microsoft.com/office/drawing/2015/9/8/chartex" xmlns:cx2="http://schemas.microsoft.com/office/drawing/2015/10/21/chartex" xmlns:cx3="http://schemas.microsoft.com/office/drawing/2016/5/9/chartex" xmlns:cx4="http://schemas.microsoft.com/office/drawing/2016/5/10/chartex" xmlns:cx5="http://schemas.microsoft.com/office/drawing/2016/5/11/chartex" xmlns:cx6="http://schemas.microsoft.com/office/drawing/2016/5/12/chartex" xmlns:cx7="http://schemas.microsoft.com/office/drawing/2016/5/13/chartex" xmlns:cx8="http://schemas.microsoft.com/office/drawing/2016/5/14/chartex" xmlns:mc="http://schemas.openxmlformats.org/markup-compatibility/2006" xmlns:aink="http://schemas.microsoft.com/office/drawing/2016/ink" xmlns:am3d="http://schemas.microsoft.com/office/drawing/2017/model3d" xmlns:o="urn:schemas-microsoft-com:office:office" xmlns:oel="http://schemas.microsoft.com/office/2019/extlst" xmlns:r="http://schemas.openxmlformats.org/officeDocument/2006/relationships" xmlns:m="http://schemas.openxmlformats.org/officeDocument/2006/math" xmlns:v="urn:schemas-microsoft-com:vml" xmlns:wp14="http://schemas.microsoft.com/office/word/2010/wordprocessingDrawing" xmlns:wp="http://schemas.openxmlformats.org/drawingml/2006/wordprocessingDrawing" xmlns:w10="urn:schemas-microsoft-com:office:word" xmlns:w="http://schemas.openxmlformats.org/wordprocessingml/2006/main" xmlns:w14="http://schemas.microsoft.com/office/word/2010/wordml" xmlns:w15="http://schemas.microsoft.com/office/word/2012/wordml" xmlns:w16cex="http://schemas.microsoft.com/office/word/2018/wordml/cex" xmlns:w16cid="http://schemas.microsoft.com/office/word/2016/wordml/cid" xmlns:w16="http://schemas.microsoft.com/office/word/2018/wordml" xmlns:w16du="http://schemas.microsoft.com/office/word/2023/wordml/word16du" xmlns:w16sdtdh="http://schemas.microsoft.com/office/word/2020/wordml/sdtdatahash" xmlns:w16sdtfl="http://schemas.microsoft.com/office/word/2024/wordml/sdtformatlock" xmlns:w16se="http://schemas.microsoft.com/office/word/2015/wordml/symex" xmlns:wpg="http://schemas.microsoft.com/office/word/2010/wordprocessingGroup" xmlns:wpi="http://schemas.microsoft.com/office/word/2010/wordprocessingInk" xmlns:wne="http://schemas.microsoft.com/office/word/2006/wordml" xmlns:wps="http://schemas.microsoft.com/office/word/2010/wordprocessingShape" mc:Ignorable="w14 w15 w16se w16cid w16 w16cex w16sdtdh w16sdtfl w16du wp14">
   <w:body>
     <w:p>
       <w:pPr>
         <w:pStyle w:val="Title"/>
       </w:pPr>
       <w:r>
-        <w:t xml:space="preserve">RayNeo X3 Pro XR Score Viewer Controls</w:t>
+        <w:t>RayNeo X3 Pro XR Score Viewer Controls</w:t>
       </w:r>
     </w:p>
     <w:p>
@@ -15,7 +15,7 @@
         <w:pStyle w:val="Subtitle"/>
       </w:pPr>
       <w:r>
-        <w:t xml:space="preserve">Right-temple touchpad operator guide</w:t>
+        <w:t>Right-temple touchpad operator guide</w:t>
       </w:r>
     </w:p>
     <w:p>
@@ -26,7 +26,7 @@
         <w:t xml:space="preserve">All in-app gestures use the touchpad on the right temple of the glasses. </w:t>
       </w:r>
       <w:r>
-        <w:t xml:space="preserve">A single tap changes visualization; a double tap changes sensor. These are different commands.</w:t>
+        <w:t>A single tap changes visualization; a double tap changes sensor. These are different commands.</w:t>
       </w:r>
     </w:p>
     <w:p>
@@ -34,37 +34,37 @@
         <w:pStyle w:val="Heading1"/>
       </w:pPr>
       <w:r>
-        <w:t xml:space="preserve">Start</w:t>
-      </w:r>
-    </w:p>
-    <w:p>
-      <w:r>
-        <w:t xml:space="preserve">1. Put on the RayNeo X3 Pro glasses.</w:t>
-      </w:r>
-    </w:p>
-    <w:p>
-      <w:r>
-        <w:t xml:space="preserve">2. Use the button on the underside of the right temple to power on the glasses.</w:t>
-      </w:r>
-    </w:p>
-    <w:p>
-      <w:r>
-        <w:t xml:space="preserve">3. Open the app launcher and navigate to XR Score Viewer.</w:t>
-      </w:r>
-    </w:p>
-    <w:p>
-      <w:r>
-        <w:t xml:space="preserve">4. Open the app.</w:t>
-      </w:r>
-    </w:p>
-    <w:p>
-      <w:r>
-        <w:t xml:space="preserve">5. After the AMPLIFY splash screen, wait while the app checks for Redis. If automatic connection fails, enter the Redis host/IP and port in the startup panel.</w:t>
-      </w:r>
-    </w:p>
-    <w:p>
-      <w:r>
-        <w:t xml:space="preserve">6. The first visualization appears in front of you. The sensor HUD shows the active sensor when live streams are available.</w:t>
+        <w:t>Start</w:t>
+      </w:r>
+    </w:p>
+    <w:p>
+      <w:r>
+        <w:t>1. Put on the RayNeo X3 Pro glasses.</w:t>
+      </w:r>
+    </w:p>
+    <w:p>
+      <w:r>
+        <w:t>2. Use the button on the underside of the right temple to power on the glasses.</w:t>
+      </w:r>
+    </w:p>
+    <w:p>
+      <w:r>
+        <w:t>3. Open the app launcher and navigate to XR Score Viewer.</w:t>
+      </w:r>
+    </w:p>
+    <w:p>
+      <w:r>
+        <w:t>4. Open the app.</w:t>
+      </w:r>
+    </w:p>
+    <w:p>
+      <w:r>
+        <w:t>5. After the AMPLIFY splash screen, wait while the app checks for Redis.</w:t>
+      </w:r>
+    </w:p>
+    <w:p>
+      <w:r>
+        <w:t>6. The first visualization appears in front of you. The sensor HUD shows the active sensor when live streams are available.</w:t>
       </w:r>
     </w:p>
     <w:p>
@@ -72,27 +72,27 @@
         <w:pStyle w:val="Heading1"/>
       </w:pPr>
       <w:r>
-        <w:t xml:space="preserve">Cycle Through Visualizations</w:t>
-      </w:r>
-    </w:p>
-    <w:p>
-      <w:r>
-        <w:t xml:space="preserve">1. Single tap the right-temple touchpad once.</w:t>
-      </w:r>
-    </w:p>
-    <w:p>
-      <w:r>
-        <w:t xml:space="preserve">2. The app advances to the next visualization.</w:t>
-      </w:r>
-    </w:p>
-    <w:p>
-      <w:r>
-        <w:t xml:space="preserve">3. Single tap again to continue through the list. After the last view, the app returns to the first.</w:t>
-      </w:r>
-    </w:p>
-    <w:p>
-      <w:r>
-        <w:t xml:space="preserve">The current cycle is: score/image board → abstract particle mesh → objective five-channel graphs → ArtistViz placeholder → back to the score/image board.</w:t>
+        <w:t>Cycle Through Visualizations</w:t>
+      </w:r>
+    </w:p>
+    <w:p>
+      <w:r>
+        <w:t>1. Single tap the right-temple touchpad once.</w:t>
+      </w:r>
+    </w:p>
+    <w:p>
+      <w:r>
+        <w:t>2. The app advances to the next visualization.</w:t>
+      </w:r>
+    </w:p>
+    <w:p>
+      <w:r>
+        <w:t>3. Single tap again to continue through the list. After the last view, the app returns to the first.</w:t>
+      </w:r>
+    </w:p>
+    <w:p>
+      <w:r>
+        <w:t>The current cycle is: score/image board → abstract particle mesh → objective five-channel graphs → ArtistViz placeholder → back to the score/image board.</w:t>
       </w:r>
     </w:p>
     <w:p>
@@ -100,32 +100,32 @@
         <w:pStyle w:val="Heading1"/>
       </w:pPr>
       <w:r>
-        <w:t xml:space="preserve">Cycle Through Sensor Streams</w:t>
-      </w:r>
-    </w:p>
-    <w:p>
-      <w:r>
-        <w:t xml:space="preserve">1. Double tap the right-temple touchpad with one finger.</w:t>
-      </w:r>
-    </w:p>
-    <w:p>
-      <w:r>
-        <w:t xml:space="preserve">2. The app selects the next discovered sensor.</w:t>
-      </w:r>
-    </w:p>
-    <w:p>
-      <w:r>
-        <w:t xml:space="preserve">3. Check the sensor HUD. It displays SENSOR n / total and the active sensor identifier.</w:t>
-      </w:r>
-    </w:p>
-    <w:p>
-      <w:r>
-        <w:t xml:space="preserve">4. Double tap again to continue through the sensors. After the last sensor, selection returns to the first.</w:t>
-      </w:r>
-    </w:p>
-    <w:p>
-      <w:r>
-        <w:t xml:space="preserve">The active sensor drives the abstract mesh, the objective graphs, and the ArtistViz data path. If only one sensor is available, a double tap leaves the same sensor selected. If no streams are available, the HUD displays NO SENSOR STREAMS.</w:t>
+        <w:t>Cycle Through Sensor Streams</w:t>
+      </w:r>
+    </w:p>
+    <w:p>
+      <w:r>
+        <w:t>1. Double tap the right-temple touchpad with one finger.</w:t>
+      </w:r>
+    </w:p>
+    <w:p>
+      <w:r>
+        <w:t>2. The app selects the next discovered sensor.</w:t>
+      </w:r>
+    </w:p>
+    <w:p>
+      <w:r>
+        <w:t>3. Check the sensor HUD. It displays SENSOR n / total and the active sensor identifier.</w:t>
+      </w:r>
+    </w:p>
+    <w:p>
+      <w:r>
+        <w:t>4. Double tap again to continue through the sensors. After the last sensor, selection returns to the first.</w:t>
+      </w:r>
+    </w:p>
+    <w:p>
+      <w:r>
+        <w:t>The active sensor drives the abstract mesh, the objective graphs, and the ArtistViz data path. If only one sensor is available, a double tap leaves the same sensor selected. If no streams are available, the HUD displays NO SENSOR STREAMS.</w:t>
       </w:r>
     </w:p>
     <w:p>
@@ -133,27 +133,28 @@
         <w:pStyle w:val="Heading1"/>
       </w:pPr>
       <w:r>
-        <w:t xml:space="preserve">Make the Active Visualization Smaller or Larger</w:t>
-      </w:r>
-    </w:p>
-    <w:p>
-      <w:r>
-        <w:t xml:space="preserve">1. Look directly at the active visualization. Scaling is gaze-aware, so a swipe is ignored if your gaze does not intersect the visual.</w:t>
-      </w:r>
-    </w:p>
-    <w:p>
-      <w:r>
-        <w:t xml:space="preserve">2. Swipe forward on the right-temple touchpad to make it smaller.</w:t>
-      </w:r>
-    </w:p>
-    <w:p>
-      <w:r>
-        <w:t xml:space="preserve">3. Swipe backward to make it larger.</w:t>
-      </w:r>
-    </w:p>
-    <w:p>
-      <w:r>
-        <w:t xml:space="preserve">4. Repeat until the visual is comfortable to view. The app limits the minimum and maximum size.</w:t>
+        <w:lastRenderedPageBreak/>
+        <w:t>Make the Active Visualization Smaller or Larger</w:t>
+      </w:r>
+    </w:p>
+    <w:p>
+      <w:r>
+        <w:t>1. Look directly at the active visualization. Scaling is gaze-aware, so a swipe is ignored if your gaze does not intersect the visual.</w:t>
+      </w:r>
+    </w:p>
+    <w:p>
+      <w:r>
+        <w:t>2. Swipe forward on the right-temple touchpad to make it smaller.</w:t>
+      </w:r>
+    </w:p>
+    <w:p>
+      <w:r>
+        <w:t>3. Swipe backward to make it larger.</w:t>
+      </w:r>
+    </w:p>
+    <w:p>
+      <w:r>
+        <w:t>4. Repeat until the visual is comfortable to view. The app limits the minimum and maximum size.</w:t>
       </w:r>
     </w:p>
     <w:p>
@@ -161,22 +162,22 @@
         <w:pStyle w:val="Heading1"/>
       </w:pPr>
       <w:r>
-        <w:t xml:space="preserve">Move the Active Visualization Up or Down</w:t>
-      </w:r>
-    </w:p>
-    <w:p>
-      <w:r>
-        <w:t xml:space="preserve">1. Swipe up on the right-temple touchpad to raise the active visualization.</w:t>
-      </w:r>
-    </w:p>
-    <w:p>
-      <w:r>
-        <w:t xml:space="preserve">2. Swipe down to lower it.</w:t>
-      </w:r>
-    </w:p>
-    <w:p>
-      <w:r>
-        <w:t xml:space="preserve">3. Repeat until the visual is at a comfortable height. The app limits vertical movement.</w:t>
+        <w:t>Move the Active Visualization Up or Down</w:t>
+      </w:r>
+    </w:p>
+    <w:p>
+      <w:r>
+        <w:t>1. Swipe up on the right-temple touchpad to raise the active visualization.</w:t>
+      </w:r>
+    </w:p>
+    <w:p>
+      <w:r>
+        <w:t>2. Swipe down to lower it.</w:t>
+      </w:r>
+    </w:p>
+    <w:p>
+      <w:r>
+        <w:t>3. Repeat until the visual is at a comfortable height. The app limits vertical movement.</w:t>
       </w:r>
     </w:p>
     <w:p>
@@ -184,17 +185,17 @@
         <w:pStyle w:val="Heading1"/>
       </w:pPr>
       <w:r>
-        <w:t xml:space="preserve">Quit the App</w:t>
-      </w:r>
-    </w:p>
-    <w:p>
-      <w:r>
-        <w:t xml:space="preserve">1. Tap the right-temple touchpad with two fingers at the same time.</w:t>
-      </w:r>
-    </w:p>
-    <w:p>
-      <w:r>
-        <w:t xml:space="preserve">2. The app closes.</w:t>
+        <w:t>Quit the App</w:t>
+      </w:r>
+    </w:p>
+    <w:p>
+      <w:r>
+        <w:t>1. Tap the right-temple touchpad with two fingers at the same time.</w:t>
+      </w:r>
+    </w:p>
+    <w:p>
+      <w:r>
+        <w:t>2. The app closes.</w:t>
       </w:r>
     </w:p>
     <w:p>
@@ -205,7 +206,7 @@
         <w:t xml:space="preserve">Do not use a one-finger double tap to quit. </w:t>
       </w:r>
       <w:r>
-        <w:t xml:space="preserve">In the current app, a one-finger double tap cycles to the next sensor.</w:t>
+        <w:t>In the current app, a one-finger double tap cycles to the next sensor.</w:t>
       </w:r>
     </w:p>
     <w:p>
@@ -213,7 +214,7 @@
         <w:pStyle w:val="Heading1"/>
       </w:pPr>
       <w:r>
-        <w:t xml:space="preserve">Quick Reference</w:t>
+        <w:t>Quick Reference</w:t>
       </w:r>
     </w:p>
     <w:tbl>
@@ -223,9 +224,9 @@
         <w:tblLook w:val="04A0" w:firstRow="1" w:lastRow="0" w:firstColumn="1" w:lastColumn="0" w:noHBand="0" w:noVBand="1"/>
       </w:tblPr>
       <w:tblGrid>
-        <w:gridCol w:w="2800"/>
-        <w:gridCol w:w="3900"/>
-        <w:gridCol w:w="2800"/>
+        <w:gridCol w:w="1934"/>
+        <w:gridCol w:w="3739"/>
+        <w:gridCol w:w="4063"/>
       </w:tblGrid>
       <w:tr>
         <w:tc>
@@ -237,7 +238,7 @@
               <w:rPr>
                 <w:b/>
               </w:rPr>
-              <w:t xml:space="preserve">Action</w:t>
+              <w:t>Action</w:t>
             </w:r>
           </w:p>
         </w:tc>
@@ -250,7 +251,7 @@
               <w:rPr>
                 <w:b/>
               </w:rPr>
-              <w:t xml:space="preserve">Right-temple control</w:t>
+              <w:t>Right-temple control</w:t>
             </w:r>
           </w:p>
         </w:tc>
@@ -263,7 +264,7 @@
               <w:rPr>
                 <w:b/>
               </w:rPr>
-              <w:t xml:space="preserve">Notes</w:t>
+              <w:t>Notes</w:t>
             </w:r>
           </w:p>
         </w:tc>
@@ -275,27 +276,27 @@
           </w:tcPr>
           <w:p>
             <w:r>
-              <w:t xml:space="preserve">Next visualization</w:t>
-            </w:r>
-          </w:p>
-        </w:tc>
-        <w:tc>
-          <w:tcPr>
-            <w:tcW w:w="0" w:type="auto"/>
-          </w:tcPr>
-          <w:p>
-            <w:r>
-              <w:t xml:space="preserve">Single tap</w:t>
-            </w:r>
-          </w:p>
-        </w:tc>
-        <w:tc>
-          <w:tcPr>
-            <w:tcW w:w="0" w:type="auto"/>
-          </w:tcPr>
-          <w:p>
-            <w:r>
-              <w:t xml:space="preserve">Cycles through four configured views.</w:t>
+              <w:t>Next visualization</w:t>
+            </w:r>
+          </w:p>
+        </w:tc>
+        <w:tc>
+          <w:tcPr>
+            <w:tcW w:w="0" w:type="auto"/>
+          </w:tcPr>
+          <w:p>
+            <w:r>
+              <w:t>Single tap</w:t>
+            </w:r>
+          </w:p>
+        </w:tc>
+        <w:tc>
+          <w:tcPr>
+            <w:tcW w:w="0" w:type="auto"/>
+          </w:tcPr>
+          <w:p>
+            <w:r>
+              <w:t>Cycles through four configured views.</w:t>
             </w:r>
           </w:p>
         </w:tc>
@@ -307,27 +308,27 @@
           </w:tcPr>
           <w:p>
             <w:r>
-              <w:t xml:space="preserve">Next sensor</w:t>
-            </w:r>
-          </w:p>
-        </w:tc>
-        <w:tc>
-          <w:tcPr>
-            <w:tcW w:w="0" w:type="auto"/>
-          </w:tcPr>
-          <w:p>
-            <w:r>
-              <w:t xml:space="preserve">One-finger double tap</w:t>
-            </w:r>
-          </w:p>
-        </w:tc>
-        <w:tc>
-          <w:tcPr>
-            <w:tcW w:w="0" w:type="auto"/>
-          </w:tcPr>
-          <w:p>
-            <w:r>
-              <w:t xml:space="preserve">Check the sensor HUD for the selected ID.</w:t>
+              <w:t>Next sensor</w:t>
+            </w:r>
+          </w:p>
+        </w:tc>
+        <w:tc>
+          <w:tcPr>
+            <w:tcW w:w="0" w:type="auto"/>
+          </w:tcPr>
+          <w:p>
+            <w:r>
+              <w:t>One-finger double tap</w:t>
+            </w:r>
+          </w:p>
+        </w:tc>
+        <w:tc>
+          <w:tcPr>
+            <w:tcW w:w="0" w:type="auto"/>
+          </w:tcPr>
+          <w:p>
+            <w:r>
+              <w:t>Check the sensor HUD for the selected ID.</w:t>
             </w:r>
           </w:p>
         </w:tc>
@@ -339,27 +340,27 @@
           </w:tcPr>
           <w:p>
             <w:r>
-              <w:t xml:space="preserve">Make smaller</w:t>
-            </w:r>
-          </w:p>
-        </w:tc>
-        <w:tc>
-          <w:tcPr>
-            <w:tcW w:w="0" w:type="auto"/>
-          </w:tcPr>
-          <w:p>
-            <w:r>
-              <w:t xml:space="preserve">Look at the visual, then swipe forward</w:t>
-            </w:r>
-          </w:p>
-        </w:tc>
-        <w:tc>
-          <w:tcPr>
-            <w:tcW w:w="0" w:type="auto"/>
-          </w:tcPr>
-          <w:p>
-            <w:r>
-              <w:t xml:space="preserve">Ignored when gaze misses the active visual.</w:t>
+              <w:t>Make smaller</w:t>
+            </w:r>
+          </w:p>
+        </w:tc>
+        <w:tc>
+          <w:tcPr>
+            <w:tcW w:w="0" w:type="auto"/>
+          </w:tcPr>
+          <w:p>
+            <w:r>
+              <w:t>Look at the visual, then swipe forward</w:t>
+            </w:r>
+          </w:p>
+        </w:tc>
+        <w:tc>
+          <w:tcPr>
+            <w:tcW w:w="0" w:type="auto"/>
+          </w:tcPr>
+          <w:p>
+            <w:r>
+              <w:t>Ignored when gaze misses the active visual.</w:t>
             </w:r>
           </w:p>
         </w:tc>
@@ -371,27 +372,27 @@
           </w:tcPr>
           <w:p>
             <w:r>
-              <w:t xml:space="preserve">Make larger</w:t>
-            </w:r>
-          </w:p>
-        </w:tc>
-        <w:tc>
-          <w:tcPr>
-            <w:tcW w:w="0" w:type="auto"/>
-          </w:tcPr>
-          <w:p>
-            <w:r>
-              <w:t xml:space="preserve">Look at the visual, then swipe backward</w:t>
-            </w:r>
-          </w:p>
-        </w:tc>
-        <w:tc>
-          <w:tcPr>
-            <w:tcW w:w="0" w:type="auto"/>
-          </w:tcPr>
-          <w:p>
-            <w:r>
-              <w:t xml:space="preserve">Ignored when gaze misses the active visual.</w:t>
+              <w:t>Make larger</w:t>
+            </w:r>
+          </w:p>
+        </w:tc>
+        <w:tc>
+          <w:tcPr>
+            <w:tcW w:w="0" w:type="auto"/>
+          </w:tcPr>
+          <w:p>
+            <w:r>
+              <w:t>Look at the visual, then swipe backward</w:t>
+            </w:r>
+          </w:p>
+        </w:tc>
+        <w:tc>
+          <w:tcPr>
+            <w:tcW w:w="0" w:type="auto"/>
+          </w:tcPr>
+          <w:p>
+            <w:r>
+              <w:t>Ignored when gaze misses the active visual.</w:t>
             </w:r>
           </w:p>
         </w:tc>
@@ -403,27 +404,27 @@
           </w:tcPr>
           <w:p>
             <w:r>
-              <w:t xml:space="preserve">Move up</w:t>
-            </w:r>
-          </w:p>
-        </w:tc>
-        <w:tc>
-          <w:tcPr>
-            <w:tcW w:w="0" w:type="auto"/>
-          </w:tcPr>
-          <w:p>
-            <w:r>
-              <w:t xml:space="preserve">Swipe up</w:t>
-            </w:r>
-          </w:p>
-        </w:tc>
-        <w:tc>
-          <w:tcPr>
-            <w:tcW w:w="0" w:type="auto"/>
-          </w:tcPr>
-          <w:p>
-            <w:r>
-              <w:t xml:space="preserve">Moves the current active view.</w:t>
+              <w:t>Move up</w:t>
+            </w:r>
+          </w:p>
+        </w:tc>
+        <w:tc>
+          <w:tcPr>
+            <w:tcW w:w="0" w:type="auto"/>
+          </w:tcPr>
+          <w:p>
+            <w:r>
+              <w:t>Swipe up</w:t>
+            </w:r>
+          </w:p>
+        </w:tc>
+        <w:tc>
+          <w:tcPr>
+            <w:tcW w:w="0" w:type="auto"/>
+          </w:tcPr>
+          <w:p>
+            <w:r>
+              <w:t>Moves the current active view.</w:t>
             </w:r>
           </w:p>
         </w:tc>
@@ -435,27 +436,27 @@
           </w:tcPr>
           <w:p>
             <w:r>
-              <w:t xml:space="preserve">Move down</w:t>
-            </w:r>
-          </w:p>
-        </w:tc>
-        <w:tc>
-          <w:tcPr>
-            <w:tcW w:w="0" w:type="auto"/>
-          </w:tcPr>
-          <w:p>
-            <w:r>
-              <w:t xml:space="preserve">Swipe down</w:t>
-            </w:r>
-          </w:p>
-        </w:tc>
-        <w:tc>
-          <w:tcPr>
-            <w:tcW w:w="0" w:type="auto"/>
-          </w:tcPr>
-          <w:p>
-            <w:r>
-              <w:t xml:space="preserve">Moves the current active view.</w:t>
+              <w:t>Move down</w:t>
+            </w:r>
+          </w:p>
+        </w:tc>
+        <w:tc>
+          <w:tcPr>
+            <w:tcW w:w="0" w:type="auto"/>
+          </w:tcPr>
+          <w:p>
+            <w:r>
+              <w:t>Swipe down</w:t>
+            </w:r>
+          </w:p>
+        </w:tc>
+        <w:tc>
+          <w:tcPr>
+            <w:tcW w:w="0" w:type="auto"/>
+          </w:tcPr>
+          <w:p>
+            <w:r>
+              <w:t>Moves the current active view.</w:t>
             </w:r>
           </w:p>
         </w:tc>
@@ -467,32 +468,33 @@
           </w:tcPr>
           <w:p>
             <w:r>
-              <w:t xml:space="preserve">Quit</w:t>
-            </w:r>
-          </w:p>
-        </w:tc>
-        <w:tc>
-          <w:tcPr>
-            <w:tcW w:w="0" w:type="auto"/>
-          </w:tcPr>
-          <w:p>
-            <w:r>
-              <w:t xml:space="preserve">Two-finger tap</w:t>
-            </w:r>
-          </w:p>
-        </w:tc>
-        <w:tc>
-          <w:tcPr>
-            <w:tcW w:w="0" w:type="auto"/>
-          </w:tcPr>
-          <w:p>
-            <w:r>
-              <w:t xml:space="preserve">Two fingers together, not a double tap.</w:t>
+              <w:t>Quit</w:t>
+            </w:r>
+          </w:p>
+        </w:tc>
+        <w:tc>
+          <w:tcPr>
+            <w:tcW w:w="0" w:type="auto"/>
+          </w:tcPr>
+          <w:p>
+            <w:r>
+              <w:t>Two-finger tap</w:t>
+            </w:r>
+          </w:p>
+        </w:tc>
+        <w:tc>
+          <w:tcPr>
+            <w:tcW w:w="0" w:type="auto"/>
+          </w:tcPr>
+          <w:p>
+            <w:r>
+              <w:t>Two fingers together, not a double tap.</w:t>
             </w:r>
           </w:p>
         </w:tc>
       </w:tr>
     </w:tbl>
+    <w:p/>
     <w:sectPr>
       <w:pgSz w:w="11906" w:h="16838"/>
       <w:pgMar w:top="1020" w:right="1080" w:bottom="1020" w:left="1080" w:header="708" w:footer="708" w:gutter="0"/>
@@ -1105,6 +1107,7 @@
   <w:style w:type="character" w:default="1" w:styleId="DefaultParagraphFont">
     <w:name w:val="Default Paragraph Font"/>
     <w:uiPriority w:val="1"/>
+    <w:semiHidden/>
     <w:unhideWhenUsed/>
   </w:style>
   <w:style w:type="table" w:default="1" w:styleId="TableNormal">
